--- a/pr-preview/pr-394/categorical-tests-handout.docx
+++ b/pr-preview/pr-394/categorical-tests-handout.docx
@@ -15,7 +15,7 @@
         <w:pStyle w:val="Date"/>
       </w:pPr>
       <w:r>
-        <w:t xml:space="preserve">Last modified: 2026-10-19 11:59:02 (PDT)</w:t>
+        <w:t xml:space="preserve">Last modified: 2026-10-19 14:20:25 (PDT)</w:t>
       </w:r>
     </w:p>
     <w:p>
@@ -386,7 +386,7 @@
       </w:r>
     </w:p>
     <w:bookmarkEnd w:id="11"/>
-    <w:bookmarkStart w:id="61" w:name="sec-two-group-categorical"/>
+    <w:bookmarkStart w:id="62" w:name="sec-two-group-categorical"/>
     <w:p>
       <w:pPr>
         <w:pStyle w:val="Heading2"/>
@@ -5006,7 +5006,7 @@
       </w:r>
     </w:p>
     <w:bookmarkEnd w:id="29"/>
-    <w:bookmarkStart w:id="60" w:name="sec-2x2-measures"/>
+    <w:bookmarkStart w:id="61" w:name="sec-2x2-measures"/>
     <w:p>
       <w:pPr>
         <w:pStyle w:val="Heading3"/>
@@ -5116,7 +5116,7 @@
           <w:b/>
           <w:bCs/>
         </w:rPr>
-        <w:t xml:space="preserve">Definition 4 (Risk of a binary outcome)</w:t>
+        <w:t xml:space="preserve">Definition 4 (Risk of a binary outcome (also called the incidence proportion or cumulative incidence))</w:t>
       </w:r>
       <w:r>
         <w:t xml:space="preserve"> </w:t>
@@ -5179,6 +5179,47 @@
       </w:r>
       <w:r>
         <w:t xml:space="preserve">that a member of the group has the outcome.</w:t>
+      </w:r>
+      <w:r>
+        <w:t xml:space="preserve"> </w:t>
+      </w:r>
+      <w:r>
+        <w:t xml:space="preserve">When the outcome is an event, the risk is for a specified time period.</w:t>
+      </w:r>
+      <w:r>
+        <w:t xml:space="preserve"> </w:t>
+      </w:r>
+      <w:r>
+        <w:t xml:space="preserve">The risk is also called the</w:t>
+      </w:r>
+      <w:r>
+        <w:t xml:space="preserve"> </w:t>
+      </w:r>
+      <w:r>
+        <w:rPr>
+          <w:b/>
+          <w:bCs/>
+        </w:rPr>
+        <w:t xml:space="preserve">incidence proportion</w:t>
+      </w:r>
+      <w:r>
+        <w:t xml:space="preserve"> </w:t>
+      </w:r>
+      <w:r>
+        <w:t xml:space="preserve">or</w:t>
+      </w:r>
+      <w:r>
+        <w:t xml:space="preserve"> </w:t>
+      </w:r>
+      <w:r>
+        <w:rPr>
+          <w:b/>
+          <w:bCs/>
+        </w:rPr>
+        <w:t xml:space="preserve">cumulative incidence</w:t>
+      </w:r>
+      <w:r>
+        <w:t xml:space="preserve">.</w:t>
       </w:r>
     </w:p>
     <w:p>
@@ -7099,7 +7140,7 @@
           <w:b/>
           <w:bCs/>
         </w:rPr>
-        <w:t xml:space="preserve">Definition 7 (Risk ratio (also called the relative risk))</w:t>
+        <w:t xml:space="preserve">Definition 7 (Risk ratio (also called the relative risk, relative risk ratio or probability ratio))</w:t>
       </w:r>
       <w:r>
         <w:t xml:space="preserve"> </w:t>
@@ -7252,6 +7293,35 @@
           <w:bCs/>
         </w:rPr>
         <w:t xml:space="preserve">relative risk</w:t>
+      </w:r>
+      <w:r>
+        <w:t xml:space="preserve">,</w:t>
+      </w:r>
+      <w:r>
+        <w:t xml:space="preserve"> </w:t>
+      </w:r>
+      <w:r>
+        <w:rPr>
+          <w:b/>
+          <w:bCs/>
+        </w:rPr>
+        <w:t xml:space="preserve">relative risk ratio</w:t>
+      </w:r>
+      <w:r>
+        <w:t xml:space="preserve"> </w:t>
+      </w:r>
+      <w:r>
+        <w:t xml:space="preserve">or</w:t>
+      </w:r>
+      <w:r>
+        <w:t xml:space="preserve"> </w:t>
+      </w:r>
+      <w:r>
+        <w:rPr>
+          <w:b/>
+          <w:bCs/>
+        </w:rPr>
+        <w:t xml:space="preserve">probability ratio</w:t>
       </w:r>
       <w:r>
         <w:t xml:space="preserve">, of group 1 compared with group 2 is</w:t>
@@ -7665,7 +7735,53 @@
       </w:r>
     </w:p>
     <w:bookmarkEnd w:id="46"/>
-    <w:bookmarkStart w:id="47" w:name="exr-risk-ratio-switch-ref"/>
+    <w:bookmarkStart w:id="47" w:name="rem-risk-ratio-rate-ratio"/>
+    <w:p>
+      <w:pPr>
+        <w:pStyle w:val="BodyText"/>
+      </w:pPr>
+      <w:r>
+        <w:rPr>
+          <w:i/>
+          <w:iCs/>
+        </w:rPr>
+        <w:t xml:space="preserve">Remark 4</w:t>
+      </w:r>
+      <w:r>
+        <w:t xml:space="preserve"> (The risk ratio is not the rate ratio). </w:t>
+      </w:r>
+      <w:r>
+        <w:t xml:space="preserve">Some texts call the</w:t>
+      </w:r>
+      <w:r>
+        <w:t xml:space="preserve"> </w:t>
+      </w:r>
+      <w:hyperlink w:anchor="def-risk-ratio">
+        <w:r>
+          <w:rPr>
+            <w:rStyle w:val="Hyperlink"/>
+          </w:rPr>
+          <w:t xml:space="preserve">risk ratio</w:t>
+        </w:r>
+      </w:hyperlink>
+      <w:r>
+        <w:t xml:space="preserve"> </w:t>
+      </w:r>
+      <w:r>
+        <w:t xml:space="preserve">the rate ratio.</w:t>
+      </w:r>
+      <w:r>
+        <w:t xml:space="preserve"> </w:t>
+      </w:r>
+      <w:r>
+        <w:t xml:space="preserve"> </w:t>
+      </w:r>
+      <w:r>
+        <w:t xml:space="preserve">The rate ratio is a different quantity: the quotient of two event rates, as in count regression.</w:t>
+      </w:r>
+    </w:p>
+    <w:bookmarkEnd w:id="47"/>
+    <w:bookmarkStart w:id="48" w:name="exr-risk-ratio-switch-ref"/>
     <w:p>
       <w:pPr>
         <w:pStyle w:val="BodyText"/>
@@ -7987,8 +8103,8 @@
         <w:t xml:space="preserve">.</w:t>
       </w:r>
     </w:p>
-    <w:bookmarkEnd w:id="47"/>
-    <w:bookmarkStart w:id="48" w:name="sol-risk-ratio-switch-ref"/>
+    <w:bookmarkEnd w:id="48"/>
+    <w:bookmarkStart w:id="49" w:name="sol-risk-ratio-switch-ref"/>
     <w:p>
       <w:pPr>
         <w:pStyle w:val="BodyText"/>
@@ -8192,8 +8308,8 @@
         </m:oMath>
       </m:oMathPara>
     </w:p>
-    <w:bookmarkEnd w:id="48"/>
-    <w:bookmarkStart w:id="49" w:name="thm-risk-ratio-switch-ref"/>
+    <w:bookmarkEnd w:id="49"/>
+    <w:bookmarkStart w:id="50" w:name="thm-risk-ratio-switch-ref"/>
     <w:p>
       <w:pPr>
         <w:pStyle w:val="FirstParagraph"/>
@@ -8576,7 +8692,7 @@
         </m:oMath>
       </m:oMathPara>
     </w:p>
-    <w:bookmarkEnd w:id="49"/>
+    <w:bookmarkEnd w:id="50"/>
     <w:p>
       <w:pPr>
         <w:pStyle w:val="FirstParagraph"/>
@@ -8609,7 +8725,7 @@
         <w:t xml:space="preserve">.</w:t>
       </w:r>
     </w:p>
-    <w:bookmarkStart w:id="50" w:name="exm-hers-risk-ratio-switch-ref"/>
+    <w:bookmarkStart w:id="51" w:name="exm-hers-risk-ratio-switch-ref"/>
     <w:p>
       <w:pPr>
         <w:pStyle w:val="BodyText"/>
@@ -8798,8 +8914,8 @@
         <w:t xml:space="preserve">states.</w:t>
       </w:r>
     </w:p>
-    <w:bookmarkEnd w:id="50"/>
-    <w:bookmarkStart w:id="52" w:name="def-odds-ratio"/>
+    <w:bookmarkEnd w:id="51"/>
+    <w:bookmarkStart w:id="53" w:name="def-odds-ratio"/>
     <w:p>
       <w:pPr>
         <w:pStyle w:val="BodyText"/>
@@ -8849,7 +8965,7 @@
       <w:r>
         <w:t xml:space="preserve"> </w:t>
       </w:r>
-      <w:hyperlink r:id="rId51">
+      <w:hyperlink r:id="rId52">
         <w:r>
           <w:rPr>
             <w:rStyle w:val="Hyperlink"/>
@@ -9217,8 +9333,8 @@
         <w:t xml:space="preserve">.</w:t>
       </w:r>
     </w:p>
-    <w:bookmarkEnd w:id="52"/>
-    <w:bookmarkStart w:id="53" w:name="exm-hers-odds-ratio"/>
+    <w:bookmarkEnd w:id="53"/>
+    <w:bookmarkStart w:id="54" w:name="exm-hers-odds-ratio"/>
     <w:p>
       <w:pPr>
         <w:pStyle w:val="BodyText"/>
@@ -9259,7 +9375,7 @@
       <w:r>
         <w:t xml:space="preserve"> </w:t>
       </w:r>
-      <w:hyperlink r:id="rId51">
+      <w:hyperlink r:id="rId52">
         <w:r>
           <w:rPr>
             <w:rStyle w:val="Hyperlink"/>
@@ -9589,8 +9705,8 @@
         <w:t xml:space="preserve">.</w:t>
       </w:r>
     </w:p>
-    <w:bookmarkEnd w:id="53"/>
-    <w:bookmarkStart w:id="54" w:name="exr-odds-from-joint-probs"/>
+    <w:bookmarkEnd w:id="54"/>
+    <w:bookmarkStart w:id="55" w:name="exr-odds-from-joint-probs"/>
     <w:p>
       <w:pPr>
         <w:pStyle w:val="BodyText"/>
@@ -9827,7 +9943,7 @@
       <w:r>
         <w:t xml:space="preserve"> </w:t>
       </w:r>
-      <w:hyperlink r:id="rId51">
+      <w:hyperlink r:id="rId52">
         <w:r>
           <w:rPr>
             <w:rStyle w:val="Hyperlink"/>
@@ -10011,8 +10127,8 @@
         <w:t xml:space="preserve">.</w:t>
       </w:r>
     </w:p>
-    <w:bookmarkEnd w:id="54"/>
-    <w:bookmarkStart w:id="55" w:name="sol-odds-from-joint-probs"/>
+    <w:bookmarkEnd w:id="55"/>
+    <w:bookmarkStart w:id="56" w:name="sol-odds-from-joint-probs"/>
     <w:p>
       <w:pPr>
         <w:pStyle w:val="BodyText"/>
@@ -10733,8 +10849,8 @@
         </m:oMath>
       </m:oMathPara>
     </w:p>
-    <w:bookmarkEnd w:id="55"/>
-    <w:bookmarkStart w:id="56" w:name="thm-odds-ratio-cross-product"/>
+    <w:bookmarkEnd w:id="56"/>
+    <w:bookmarkStart w:id="57" w:name="thm-odds-ratio-cross-product"/>
     <w:p>
       <w:pPr>
         <w:pStyle w:val="FirstParagraph"/>
@@ -11351,7 +11467,7 @@
         </m:oMath>
       </m:oMathPara>
     </w:p>
-    <w:bookmarkEnd w:id="56"/>
+    <w:bookmarkEnd w:id="57"/>
     <w:p>
       <w:pPr>
         <w:pStyle w:val="FirstParagraph"/>
@@ -11386,7 +11502,7 @@
       <w:r>
         <w:t xml:space="preserve"> </w:t>
       </w:r>
-      <w:hyperlink r:id="rId51">
+      <w:hyperlink r:id="rId52">
         <w:r>
           <w:rPr>
             <w:rStyle w:val="Hyperlink"/>
@@ -11764,7 +11880,7 @@
         <w:t xml:space="preserve">Dividing by a fraction is multiplying by its reciprocal, which gives the stated product of the four joint probabilities.</w:t>
       </w:r>
     </w:p>
-    <w:bookmarkStart w:id="57" w:name="exm-hers-odds-ratio-cross-product"/>
+    <w:bookmarkStart w:id="58" w:name="exm-hers-odds-ratio-cross-product"/>
     <w:p>
       <w:pPr>
         <w:pStyle w:val="BodyText"/>
@@ -12192,8 +12308,8 @@
         <w:t xml:space="preserve">states.</w:t>
       </w:r>
     </w:p>
-    <w:bookmarkEnd w:id="57"/>
-    <w:bookmarkStart w:id="58" w:name="thm-odds-ratio-reversible"/>
+    <w:bookmarkEnd w:id="58"/>
+    <w:bookmarkStart w:id="59" w:name="thm-odds-ratio-reversible"/>
     <w:p>
       <w:pPr>
         <w:pStyle w:val="BodyText"/>
@@ -12692,7 +12808,7 @@
         </m:oMath>
       </m:oMathPara>
     </w:p>
-    <w:bookmarkEnd w:id="58"/>
+    <w:bookmarkEnd w:id="59"/>
     <w:p>
       <w:pPr>
         <w:pStyle w:val="FirstParagraph"/>
@@ -13255,7 +13371,7 @@
         <w:t xml:space="preserve">.</w:t>
       </w:r>
     </w:p>
-    <w:bookmarkStart w:id="59" w:name="exm-hers-odds-ratio-reversible"/>
+    <w:bookmarkStart w:id="60" w:name="exm-hers-odds-ratio-reversible"/>
     <w:p>
       <w:pPr>
         <w:pStyle w:val="BodyText"/>
@@ -13307,7 +13423,7 @@
       <w:r>
         <w:t xml:space="preserve"> </w:t>
       </w:r>
-      <w:hyperlink r:id="rId51">
+      <w:hyperlink r:id="rId52">
         <w:r>
           <w:rPr>
             <w:rStyle w:val="Hyperlink"/>
@@ -13669,7 +13785,7 @@
         <w:t xml:space="preserve">states.</w:t>
       </w:r>
     </w:p>
-    <w:bookmarkEnd w:id="59"/>
+    <w:bookmarkEnd w:id="60"/>
     <w:p>
       <w:pPr>
         <w:pStyle w:val="BodyText"/>
@@ -13684,9 +13800,9 @@
         <w:t xml:space="preserve">covers odds ratios.</w:t>
       </w:r>
     </w:p>
-    <w:bookmarkEnd w:id="60"/>
     <w:bookmarkEnd w:id="61"/>
-    <w:bookmarkStart w:id="79" w:name="references"/>
+    <w:bookmarkEnd w:id="62"/>
+    <w:bookmarkStart w:id="80" w:name="references"/>
     <w:p>
       <w:pPr>
         <w:pStyle w:val="Heading2"/>
@@ -13695,8 +13811,8 @@
         <w:t xml:space="preserve">References</w:t>
       </w:r>
     </w:p>
-    <w:bookmarkStart w:id="78" w:name="refs"/>
-    <w:bookmarkStart w:id="63" w:name="ref-vittinghoff2e"/>
+    <w:bookmarkStart w:id="79" w:name="refs"/>
+    <w:bookmarkStart w:id="64" w:name="ref-vittinghoff2e"/>
     <w:p>
       <w:pPr>
         <w:pStyle w:val="Bibliography"/>
@@ -13729,7 +13845,7 @@
       <w:r>
         <w:t xml:space="preserve"> </w:t>
       </w:r>
-      <w:hyperlink r:id="rId62">
+      <w:hyperlink r:id="rId63">
         <w:r>
           <w:rPr>
             <w:rStyle w:val="Hyperlink"/>
@@ -13741,8 +13857,8 @@
         <w:t xml:space="preserve">.</w:t>
       </w:r>
     </w:p>
-    <w:bookmarkEnd w:id="63"/>
-    <w:bookmarkStart w:id="64" w:name="ref-hoggtanis2015"/>
+    <w:bookmarkEnd w:id="64"/>
+    <w:bookmarkStart w:id="65" w:name="ref-hoggtanis2015"/>
     <w:p>
       <w:pPr>
         <w:pStyle w:val="Bibliography"/>
@@ -13773,8 +13889,8 @@
         <w:t xml:space="preserve">, Tenth edition. Boston: Pearson, 2019.</w:t>
       </w:r>
     </w:p>
-    <w:bookmarkEnd w:id="64"/>
-    <w:bookmarkStart w:id="66" w:name="ref-wikipedia_contingency_table"/>
+    <w:bookmarkEnd w:id="65"/>
+    <w:bookmarkStart w:id="67" w:name="ref-wikipedia_contingency_table"/>
     <w:p>
       <w:pPr>
         <w:pStyle w:val="Bibliography"/>
@@ -13821,7 +13937,7 @@
       <w:r>
         <w:t xml:space="preserve"> </w:t>
       </w:r>
-      <w:hyperlink r:id="rId65">
+      <w:hyperlink r:id="rId66">
         <w:r>
           <w:rPr>
             <w:rStyle w:val="Hyperlink"/>
@@ -13830,8 +13946,8 @@
         </w:r>
       </w:hyperlink>
     </w:p>
-    <w:bookmarkEnd w:id="66"/>
-    <w:bookmarkStart w:id="68" w:name="ref-wikipedia_pearsons_chi_squared_test"/>
+    <w:bookmarkEnd w:id="67"/>
+    <w:bookmarkStart w:id="69" w:name="ref-wikipedia_pearsons_chi_squared_test"/>
     <w:p>
       <w:pPr>
         <w:pStyle w:val="Bibliography"/>
@@ -13878,7 +13994,7 @@
       <w:r>
         <w:t xml:space="preserve"> </w:t>
       </w:r>
-      <w:hyperlink r:id="rId67">
+      <w:hyperlink r:id="rId68">
         <w:r>
           <w:rPr>
             <w:rStyle w:val="Hyperlink"/>
@@ -13887,8 +14003,8 @@
         </w:r>
       </w:hyperlink>
     </w:p>
-    <w:bookmarkEnd w:id="68"/>
-    <w:bookmarkStart w:id="69" w:name="ref-rice2007mathematical"/>
+    <w:bookmarkEnd w:id="69"/>
+    <w:bookmarkStart w:id="70" w:name="ref-rice2007mathematical"/>
     <w:p>
       <w:pPr>
         <w:pStyle w:val="Bibliography"/>
@@ -13919,8 +14035,8 @@
         <w:t xml:space="preserve">, 3rd ed. Belmont, CA: Cengage Learning, 2007.</w:t>
       </w:r>
     </w:p>
-    <w:bookmarkEnd w:id="69"/>
-    <w:bookmarkStart w:id="71" w:name="ref-wikipedia_fishers_exact_test"/>
+    <w:bookmarkEnd w:id="70"/>
+    <w:bookmarkStart w:id="72" w:name="ref-wikipedia_fishers_exact_test"/>
     <w:p>
       <w:pPr>
         <w:pStyle w:val="Bibliography"/>
@@ -13967,7 +14083,7 @@
       <w:r>
         <w:t xml:space="preserve"> </w:t>
       </w:r>
-      <w:hyperlink r:id="rId70">
+      <w:hyperlink r:id="rId71">
         <w:r>
           <w:rPr>
             <w:rStyle w:val="Hyperlink"/>
@@ -13976,8 +14092,8 @@
         </w:r>
       </w:hyperlink>
     </w:p>
-    <w:bookmarkEnd w:id="71"/>
-    <w:bookmarkStart w:id="73" w:name="ref-wikipedia_relative_risk"/>
+    <w:bookmarkEnd w:id="72"/>
+    <w:bookmarkStart w:id="74" w:name="ref-wikipedia_relative_risk"/>
     <w:p>
       <w:pPr>
         <w:pStyle w:val="Bibliography"/>
@@ -14024,7 +14140,7 @@
       <w:r>
         <w:t xml:space="preserve"> </w:t>
       </w:r>
-      <w:hyperlink r:id="rId72">
+      <w:hyperlink r:id="rId73">
         <w:r>
           <w:rPr>
             <w:rStyle w:val="Hyperlink"/>
@@ -14033,8 +14149,8 @@
         </w:r>
       </w:hyperlink>
     </w:p>
-    <w:bookmarkEnd w:id="73"/>
-    <w:bookmarkStart w:id="75" w:name="ref-wikipedia_absolute_risk_reduction"/>
+    <w:bookmarkEnd w:id="74"/>
+    <w:bookmarkStart w:id="76" w:name="ref-wikipedia_absolute_risk_reduction"/>
     <w:p>
       <w:pPr>
         <w:pStyle w:val="Bibliography"/>
@@ -14081,7 +14197,7 @@
       <w:r>
         <w:t xml:space="preserve"> </w:t>
       </w:r>
-      <w:hyperlink r:id="rId74">
+      <w:hyperlink r:id="rId75">
         <w:r>
           <w:rPr>
             <w:rStyle w:val="Hyperlink"/>
@@ -14090,8 +14206,8 @@
         </w:r>
       </w:hyperlink>
     </w:p>
-    <w:bookmarkEnd w:id="75"/>
-    <w:bookmarkStart w:id="77" w:name="ref-wikipedia_odds_ratio"/>
+    <w:bookmarkEnd w:id="76"/>
+    <w:bookmarkStart w:id="78" w:name="ref-wikipedia_odds_ratio"/>
     <w:p>
       <w:pPr>
         <w:pStyle w:val="Bibliography"/>
@@ -14138,7 +14254,7 @@
       <w:r>
         <w:t xml:space="preserve"> </w:t>
       </w:r>
-      <w:hyperlink r:id="rId76">
+      <w:hyperlink r:id="rId77">
         <w:r>
           <w:rPr>
             <w:rStyle w:val="Hyperlink"/>
@@ -14147,9 +14263,9 @@
         </w:r>
       </w:hyperlink>
     </w:p>
-    <w:bookmarkEnd w:id="77"/>
     <w:bookmarkEnd w:id="78"/>
     <w:bookmarkEnd w:id="79"/>
+    <w:bookmarkEnd w:id="80"/>
     <w:sectPr>
       <w:footnotePr>
         <w:numRestart w:val="eachSect"/>

--- a/pr-preview/pr-394/categorical-tests-handout.docx
+++ b/pr-preview/pr-394/categorical-tests-handout.docx
@@ -15,7 +15,7 @@
         <w:pStyle w:val="Date"/>
       </w:pPr>
       <w:r>
-        <w:t xml:space="preserve">Last modified: 2026-10-19 14:20:25 (PDT)</w:t>
+        <w:t xml:space="preserve">Last modified: 2026-10-19 14:35:43 (PDT)</w:t>
       </w:r>
     </w:p>
     <w:p>

--- a/pr-preview/pr-394/categorical-tests-handout.docx
+++ b/pr-preview/pr-394/categorical-tests-handout.docx
@@ -15,7 +15,7 @@
         <w:pStyle w:val="Date"/>
       </w:pPr>
       <w:r>
-        <w:t xml:space="preserve">Last modified: 2026-10-19 14:35:43 (PDT)</w:t>
+        <w:t xml:space="preserve">Last modified: 2026-10-19 14:52:19 (PDT)</w:t>
       </w:r>
     </w:p>
     <w:p>
@@ -386,7 +386,7 @@
       </w:r>
     </w:p>
     <w:bookmarkEnd w:id="11"/>
-    <w:bookmarkStart w:id="62" w:name="sec-two-group-categorical"/>
+    <w:bookmarkStart w:id="69" w:name="sec-two-group-categorical"/>
     <w:p>
       <w:pPr>
         <w:pStyle w:val="Heading2"/>
@@ -5006,7 +5006,7 @@
       </w:r>
     </w:p>
     <w:bookmarkEnd w:id="29"/>
-    <w:bookmarkStart w:id="61" w:name="sec-2x2-measures"/>
+    <w:bookmarkStart w:id="68" w:name="sec-2x2-measures"/>
     <w:p>
       <w:pPr>
         <w:pStyle w:val="Heading3"/>
@@ -13786,57 +13786,1035 @@
       </w:r>
     </w:p>
     <w:bookmarkEnd w:id="60"/>
+    <w:bookmarkStart w:id="61" w:name="def-case"/>
     <w:p>
       <w:pPr>
         <w:pStyle w:val="BodyText"/>
       </w:pPr>
       <w:r>
-        <w:t xml:space="preserve">Rice [5, Sec. 13.6], pp. 526–529</w:t>
-      </w:r>
-      <w:r>
-        <w:t xml:space="preserve"> </w:t>
-      </w:r>
-      <w:r>
-        <w:t xml:space="preserve">covers odds ratios.</w:t>
+        <w:rPr>
+          <w:b/>
+          <w:bCs/>
+        </w:rPr>
+        <w:t xml:space="preserve">Definition 9 (Case)</w:t>
+      </w:r>
+      <w:r>
+        <w:t xml:space="preserve"> </w:t>
+      </w:r>
+      <w:r>
+        <w:t xml:space="preserve">In a study that selects its participants by whether they have an outcome of interest,</w:t>
+      </w:r>
+      <w:r>
+        <w:t xml:space="preserve"> </w:t>
+      </w:r>
+      <w:r>
+        <w:t xml:space="preserve">a</w:t>
+      </w:r>
+      <w:r>
+        <w:t xml:space="preserve"> </w:t>
+      </w:r>
+      <w:r>
+        <w:rPr>
+          <w:b/>
+          <w:bCs/>
+        </w:rPr>
+        <w:t xml:space="preserve">case</w:t>
+      </w:r>
+      <w:r>
+        <w:t xml:space="preserve"> </w:t>
+      </w:r>
+      <w:r>
+        <w:t xml:space="preserve">is a participant who has the outcome</w:t>
+      </w:r>
+      <w:r>
+        <w:t xml:space="preserve"> </w:t>
+      </w:r>
+      <w:r>
+        <w:t xml:space="preserve">[10, Ch. 8]</w:t>
+      </w:r>
+      <w:r>
+        <w:t xml:space="preserve">.</w:t>
       </w:r>
     </w:p>
     <w:bookmarkEnd w:id="61"/>
-    <w:bookmarkEnd w:id="62"/>
-    <w:bookmarkStart w:id="80" w:name="references"/>
+    <w:bookmarkStart w:id="63" w:name="def-control"/>
     <w:p>
       <w:pPr>
-        <w:pStyle w:val="Heading2"/>
-      </w:pPr>
-      <w:r>
-        <w:t xml:space="preserve">References</w:t>
+        <w:pStyle w:val="BodyText"/>
+      </w:pPr>
+      <w:r>
+        <w:rPr>
+          <w:b/>
+          <w:bCs/>
+        </w:rPr>
+        <w:t xml:space="preserve">Definition 10 (Control)</w:t>
+      </w:r>
+      <w:r>
+        <w:t xml:space="preserve"> </w:t>
+      </w:r>
+      <w:r>
+        <w:t xml:space="preserve">In a study that selects its participants by whether they have an outcome of interest,</w:t>
+      </w:r>
+      <w:r>
+        <w:t xml:space="preserve"> </w:t>
+      </w:r>
+      <w:r>
+        <w:t xml:space="preserve">a</w:t>
+      </w:r>
+      <w:r>
+        <w:t xml:space="preserve"> </w:t>
+      </w:r>
+      <w:r>
+        <w:rPr>
+          <w:b/>
+          <w:bCs/>
+        </w:rPr>
+        <w:t xml:space="preserve">control</w:t>
+      </w:r>
+      <w:r>
+        <w:t xml:space="preserve"> </w:t>
+      </w:r>
+      <w:r>
+        <w:t xml:space="preserve">is a participant who does not have the outcome,</w:t>
+      </w:r>
+      <w:r>
+        <w:t xml:space="preserve"> </w:t>
+      </w:r>
+      <w:r>
+        <w:t xml:space="preserve">sampled from the same</w:t>
+      </w:r>
+      <w:r>
+        <w:t xml:space="preserve"> </w:t>
+      </w:r>
+      <w:hyperlink r:id="rId62">
+        <w:r>
+          <w:rPr>
+            <w:rStyle w:val="Hyperlink"/>
+          </w:rPr>
+          <w:t xml:space="preserve">population</w:t>
+        </w:r>
+      </w:hyperlink>
+      <w:r>
+        <w:t xml:space="preserve"> </w:t>
+      </w:r>
+      <w:r>
+        <w:t xml:space="preserve">as the</w:t>
+      </w:r>
+      <w:r>
+        <w:t xml:space="preserve"> </w:t>
+      </w:r>
+      <w:hyperlink w:anchor="def-case">
+        <w:r>
+          <w:rPr>
+            <w:rStyle w:val="Hyperlink"/>
+          </w:rPr>
+          <w:t xml:space="preserve">cases</w:t>
+        </w:r>
+      </w:hyperlink>
+      <w:r>
+        <w:t xml:space="preserve"> </w:t>
+      </w:r>
+      <w:r>
+        <w:t xml:space="preserve">[10, Ch. 8]</w:t>
+      </w:r>
+      <w:r>
+        <w:t xml:space="preserve">.</w:t>
       </w:r>
     </w:p>
-    <w:bookmarkStart w:id="79" w:name="refs"/>
-    <w:bookmarkStart w:id="64" w:name="ref-vittinghoff2e"/>
+    <w:bookmarkEnd w:id="63"/>
+    <w:bookmarkStart w:id="65" w:name="def-case-control-study"/>
     <w:p>
       <w:pPr>
-        <w:pStyle w:val="Bibliography"/>
-      </w:pPr>
-      <w:r>
-        <w:t xml:space="preserve">[1]</w:t>
-      </w:r>
-      <w:r>
-        <w:t xml:space="preserve"> </w:t>
-      </w:r>
-      <w:r>
-        <w:t xml:space="preserve">	</w:t>
-      </w:r>
-      <w:r>
-        <w:t xml:space="preserve">E. Vittinghoff, D. V. Glidden, S. C. Shiboski, and C. E. McCulloch,</w:t>
-      </w:r>
-      <w:r>
-        <w:t xml:space="preserve"> </w:t>
-      </w:r>
+        <w:pStyle w:val="BodyText"/>
+      </w:pPr>
+      <w:r>
+        <w:rPr>
+          <w:b/>
+          <w:bCs/>
+        </w:rPr>
+        <w:t xml:space="preserve">Definition 11 (Case-control study)</w:t>
+      </w:r>
+      <w:r>
+        <w:t xml:space="preserve"> </w:t>
+      </w:r>
+      <w:r>
+        <w:t xml:space="preserve">A</w:t>
+      </w:r>
+      <w:r>
+        <w:t xml:space="preserve"> </w:t>
+      </w:r>
+      <w:r>
+        <w:rPr>
+          <w:b/>
+          <w:bCs/>
+        </w:rPr>
+        <w:t xml:space="preserve">case-control study</w:t>
+      </w:r>
+      <w:r>
+        <w:t xml:space="preserve"> </w:t>
+      </w:r>
+      <w:r>
+        <w:t xml:space="preserve">is an observational study that selects its participants by outcome:</w:t>
+      </w:r>
+      <w:r>
+        <w:t xml:space="preserve"> </w:t>
+      </w:r>
+      <w:r>
+        <w:t xml:space="preserve">it includes the</w:t>
+      </w:r>
+      <w:r>
+        <w:t xml:space="preserve"> </w:t>
+      </w:r>
+      <w:hyperlink w:anchor="def-case">
+        <w:r>
+          <w:rPr>
+            <w:rStyle w:val="Hyperlink"/>
+          </w:rPr>
+          <w:t xml:space="preserve">cases</w:t>
+        </w:r>
+      </w:hyperlink>
+      <w:r>
+        <w:t xml:space="preserve"> </w:t>
+      </w:r>
+      <w:r>
+        <w:t xml:space="preserve">of a</w:t>
+      </w:r>
+      <w:r>
+        <w:t xml:space="preserve"> </w:t>
+      </w:r>
+      <w:hyperlink r:id="rId62">
+        <w:r>
+          <w:rPr>
+            <w:rStyle w:val="Hyperlink"/>
+          </w:rPr>
+          <w:t xml:space="preserve">population</w:t>
+        </w:r>
+      </w:hyperlink>
+      <w:r>
+        <w:t xml:space="preserve"> </w:t>
+      </w:r>
+      <w:r>
+        <w:t xml:space="preserve">and a</w:t>
+      </w:r>
+      <w:r>
+        <w:t xml:space="preserve"> </w:t>
+      </w:r>
+      <w:hyperlink r:id="rId64">
+        <w:r>
+          <w:rPr>
+            <w:rStyle w:val="Hyperlink"/>
+          </w:rPr>
+          <w:t xml:space="preserve">sample</w:t>
+        </w:r>
+      </w:hyperlink>
+      <w:r>
+        <w:t xml:space="preserve"> </w:t>
+      </w:r>
+      <w:r>
+        <w:t xml:space="preserve">of</w:t>
+      </w:r>
+      <w:r>
+        <w:t xml:space="preserve"> </w:t>
+      </w:r>
+      <w:hyperlink w:anchor="def-control">
+        <w:r>
+          <w:rPr>
+            <w:rStyle w:val="Hyperlink"/>
+          </w:rPr>
+          <w:t xml:space="preserve">controls</w:t>
+        </w:r>
+      </w:hyperlink>
+      <w:r>
+        <w:t xml:space="preserve"> </w:t>
+      </w:r>
+      <w:r>
+        <w:t xml:space="preserve">from the same population,</w:t>
+      </w:r>
+      <w:r>
+        <w:t xml:space="preserve"> </w:t>
+      </w:r>
+      <w:r>
+        <w:t xml:space="preserve">and then compares the exposure of the two groups</w:t>
+      </w:r>
+      <w:r>
+        <w:t xml:space="preserve"> </w:t>
+      </w:r>
+      <w:r>
+        <w:t xml:space="preserve">[10, Ch. 8]</w:t>
+      </w:r>
+      <w:r>
+        <w:t xml:space="preserve">.</w:t>
+      </w:r>
+    </w:p>
+    <w:bookmarkEnd w:id="65"/>
+    <w:bookmarkStart w:id="66" w:name="exm-hers-case-control-study"/>
+    <w:p>
+      <w:pPr>
+        <w:pStyle w:val="BodyText"/>
+      </w:pPr>
+      <w:r>
+        <w:rPr>
+          <w:b/>
+          <w:bCs/>
+        </w:rPr>
+        <w:t xml:space="preserve">Example 14 (A case-control study of regular exercise in HERS)</w:t>
+      </w:r>
+      <w:r>
+        <w:t xml:space="preserve"> </w:t>
+      </w:r>
+      <w:r>
+        <w:t xml:space="preserve">Take the women who exercise regularly as the</w:t>
+      </w:r>
+      <w:r>
+        <w:t xml:space="preserve"> </w:t>
+      </w:r>
+      <w:hyperlink w:anchor="def-case">
+        <w:r>
+          <w:rPr>
+            <w:rStyle w:val="Hyperlink"/>
+          </w:rPr>
+          <w:t xml:space="preserve">cases</w:t>
+        </w:r>
+      </w:hyperlink>
+      <w:r>
+        <w:t xml:space="preserve">.</w:t>
+      </w:r>
+      <w:r>
+        <w:t xml:space="preserve"> </w:t>
+      </w:r>
+      <w:r>
+        <w:t xml:space="preserve">Draw as many</w:t>
+      </w:r>
+      <w:r>
+        <w:t xml:space="preserve"> </w:t>
+      </w:r>
+      <w:hyperlink w:anchor="def-control">
+        <w:r>
+          <w:rPr>
+            <w:rStyle w:val="Hyperlink"/>
+          </w:rPr>
+          <w:t xml:space="preserve">controls</w:t>
+        </w:r>
+      </w:hyperlink>
+      <w:r>
+        <w:t xml:space="preserve"> </w:t>
+      </w:r>
+      <w:r>
+        <w:t xml:space="preserve">as there are cases, at random, from the women who do not exercise regularly.</w:t>
+      </w:r>
+      <w:r>
+        <w:t xml:space="preserve"> </w:t>
+      </w:r>
+      <w:r>
+        <w:t xml:space="preserve">Then compare the</w:t>
+      </w:r>
+      <w:r>
+        <w:t xml:space="preserve"> </w:t>
+      </w:r>
+      <w:hyperlink r:id="rId52">
+        <w:r>
+          <w:rPr>
+            <w:rStyle w:val="Hyperlink"/>
+          </w:rPr>
+          <w:t xml:space="preserve">odds</w:t>
+        </w:r>
+      </w:hyperlink>
+      <w:r>
+        <w:t xml:space="preserve"> </w:t>
+      </w:r>
+      <w:r>
+        <w:t xml:space="preserve">of hormone therapy between the cases and the controls:</w:t>
+      </w:r>
+    </w:p>
+    <w:p>
+      <w:pPr>
+        <w:pStyle w:val="SourceCode"/>
+      </w:pPr>
+      <w:r>
+        <w:rPr>
+          <w:rStyle w:val="FunctionTok"/>
+        </w:rPr>
+        <w:t xml:space="preserve">set.seed</w:t>
+      </w:r>
+      <w:r>
+        <w:rPr>
+          <w:rStyle w:val="NormalTok"/>
+        </w:rPr>
+        <w:t xml:space="preserve">(</w:t>
+      </w:r>
+      <w:r>
+        <w:rPr>
+          <w:rStyle w:val="DecValTok"/>
+        </w:rPr>
+        <w:t xml:space="preserve">571</w:t>
+      </w:r>
+      <w:r>
+        <w:rPr>
+          <w:rStyle w:val="NormalTok"/>
+        </w:rPr>
+        <w:t xml:space="preserve">)</w:t>
+      </w:r>
+      <w:r>
+        <w:br/>
+      </w:r>
+      <w:r>
+        <w:rPr>
+          <w:rStyle w:val="NormalTok"/>
+        </w:rPr>
+        <w:t xml:space="preserve">cases </w:t>
+      </w:r>
+      <w:r>
+        <w:rPr>
+          <w:rStyle w:val="OtherTok"/>
+        </w:rPr>
+        <w:t xml:space="preserve">&lt;-</w:t>
+      </w:r>
+      <w:r>
+        <w:rPr>
+          <w:rStyle w:val="NormalTok"/>
+        </w:rPr>
+        <w:t xml:space="preserve"> hers[hers</w:t>
+      </w:r>
+      <w:r>
+        <w:rPr>
+          <w:rStyle w:val="SpecialCharTok"/>
+        </w:rPr>
+        <w:t xml:space="preserve">$</w:t>
+      </w:r>
+      <w:r>
+        <w:rPr>
+          <w:rStyle w:val="NormalTok"/>
+        </w:rPr>
+        <w:t xml:space="preserve">exercise </w:t>
+      </w:r>
+      <w:r>
+        <w:rPr>
+          <w:rStyle w:val="SpecialCharTok"/>
+        </w:rPr>
+        <w:t xml:space="preserve">==</w:t>
+      </w:r>
+      <w:r>
+        <w:rPr>
+          <w:rStyle w:val="NormalTok"/>
+        </w:rPr>
+        <w:t xml:space="preserve"> </w:t>
+      </w:r>
+      <w:r>
+        <w:rPr>
+          <w:rStyle w:val="StringTok"/>
+        </w:rPr>
+        <w:t xml:space="preserve">"yes"</w:t>
+      </w:r>
+      <w:r>
+        <w:rPr>
+          <w:rStyle w:val="NormalTok"/>
+        </w:rPr>
+        <w:t xml:space="preserve">, ]</w:t>
+      </w:r>
+      <w:r>
+        <w:br/>
+      </w:r>
+      <w:r>
+        <w:rPr>
+          <w:rStyle w:val="NormalTok"/>
+        </w:rPr>
+        <w:t xml:space="preserve">non_cases </w:t>
+      </w:r>
+      <w:r>
+        <w:rPr>
+          <w:rStyle w:val="OtherTok"/>
+        </w:rPr>
+        <w:t xml:space="preserve">&lt;-</w:t>
+      </w:r>
+      <w:r>
+        <w:rPr>
+          <w:rStyle w:val="NormalTok"/>
+        </w:rPr>
+        <w:t xml:space="preserve"> hers[hers</w:t>
+      </w:r>
+      <w:r>
+        <w:rPr>
+          <w:rStyle w:val="SpecialCharTok"/>
+        </w:rPr>
+        <w:t xml:space="preserve">$</w:t>
+      </w:r>
+      <w:r>
+        <w:rPr>
+          <w:rStyle w:val="NormalTok"/>
+        </w:rPr>
+        <w:t xml:space="preserve">exercise </w:t>
+      </w:r>
+      <w:r>
+        <w:rPr>
+          <w:rStyle w:val="SpecialCharTok"/>
+        </w:rPr>
+        <w:t xml:space="preserve">==</w:t>
+      </w:r>
+      <w:r>
+        <w:rPr>
+          <w:rStyle w:val="NormalTok"/>
+        </w:rPr>
+        <w:t xml:space="preserve"> </w:t>
+      </w:r>
+      <w:r>
+        <w:rPr>
+          <w:rStyle w:val="StringTok"/>
+        </w:rPr>
+        <w:t xml:space="preserve">"no"</w:t>
+      </w:r>
+      <w:r>
+        <w:rPr>
+          <w:rStyle w:val="NormalTok"/>
+        </w:rPr>
+        <w:t xml:space="preserve">, ]</w:t>
+      </w:r>
+      <w:r>
+        <w:br/>
+      </w:r>
+      <w:r>
+        <w:rPr>
+          <w:rStyle w:val="NormalTok"/>
+        </w:rPr>
+        <w:t xml:space="preserve">controls </w:t>
+      </w:r>
+      <w:r>
+        <w:rPr>
+          <w:rStyle w:val="OtherTok"/>
+        </w:rPr>
+        <w:t xml:space="preserve">&lt;-</w:t>
+      </w:r>
+      <w:r>
+        <w:rPr>
+          <w:rStyle w:val="NormalTok"/>
+        </w:rPr>
+        <w:t xml:space="preserve"> non_cases[</w:t>
+      </w:r>
+      <w:r>
+        <w:rPr>
+          <w:rStyle w:val="FunctionTok"/>
+        </w:rPr>
+        <w:t xml:space="preserve">sample</w:t>
+      </w:r>
+      <w:r>
+        <w:rPr>
+          <w:rStyle w:val="NormalTok"/>
+        </w:rPr>
+        <w:t xml:space="preserve">(</w:t>
+      </w:r>
+      <w:r>
+        <w:rPr>
+          <w:rStyle w:val="FunctionTok"/>
+        </w:rPr>
+        <w:t xml:space="preserve">nrow</w:t>
+      </w:r>
+      <w:r>
+        <w:rPr>
+          <w:rStyle w:val="NormalTok"/>
+        </w:rPr>
+        <w:t xml:space="preserve">(non_cases), </w:t>
+      </w:r>
+      <w:r>
+        <w:rPr>
+          <w:rStyle w:val="FunctionTok"/>
+        </w:rPr>
+        <w:t xml:space="preserve">nrow</w:t>
+      </w:r>
+      <w:r>
+        <w:rPr>
+          <w:rStyle w:val="NormalTok"/>
+        </w:rPr>
+        <w:t xml:space="preserve">(cases)), ]</w:t>
+      </w:r>
+      <w:r>
+        <w:br/>
+      </w:r>
+      <w:r>
+        <w:rPr>
+          <w:rStyle w:val="NormalTok"/>
+        </w:rPr>
+        <w:t xml:space="preserve">odds_ht </w:t>
+      </w:r>
+      <w:r>
+        <w:rPr>
+          <w:rStyle w:val="OtherTok"/>
+        </w:rPr>
+        <w:t xml:space="preserve">&lt;-</w:t>
+      </w:r>
+      <w:r>
+        <w:rPr>
+          <w:rStyle w:val="NormalTok"/>
+        </w:rPr>
+        <w:t xml:space="preserve"> </w:t>
+      </w:r>
+      <w:r>
+        <w:rPr>
+          <w:rStyle w:val="ControlFlowTok"/>
+        </w:rPr>
+        <w:t xml:space="preserve">function</w:t>
+      </w:r>
+      <w:r>
+        <w:rPr>
+          <w:rStyle w:val="NormalTok"/>
+        </w:rPr>
+        <w:t xml:space="preserve">(d) {</w:t>
+      </w:r>
+      <w:r>
+        <w:br/>
+      </w:r>
+      <w:r>
+        <w:rPr>
+          <w:rStyle w:val="NormalTok"/>
+        </w:rPr>
+        <w:t xml:space="preserve">  </w:t>
+      </w:r>
+      <w:r>
+        <w:rPr>
+          <w:rStyle w:val="FunctionTok"/>
+        </w:rPr>
+        <w:t xml:space="preserve">sum</w:t>
+      </w:r>
+      <w:r>
+        <w:rPr>
+          <w:rStyle w:val="NormalTok"/>
+        </w:rPr>
+        <w:t xml:space="preserve">(d</w:t>
+      </w:r>
+      <w:r>
+        <w:rPr>
+          <w:rStyle w:val="SpecialCharTok"/>
+        </w:rPr>
+        <w:t xml:space="preserve">$</w:t>
+      </w:r>
+      <w:r>
+        <w:rPr>
+          <w:rStyle w:val="NormalTok"/>
+        </w:rPr>
+        <w:t xml:space="preserve">HT </w:t>
+      </w:r>
+      <w:r>
+        <w:rPr>
+          <w:rStyle w:val="SpecialCharTok"/>
+        </w:rPr>
+        <w:t xml:space="preserve">==</w:t>
+      </w:r>
+      <w:r>
+        <w:rPr>
+          <w:rStyle w:val="NormalTok"/>
+        </w:rPr>
+        <w:t xml:space="preserve"> </w:t>
+      </w:r>
+      <w:r>
+        <w:rPr>
+          <w:rStyle w:val="StringTok"/>
+        </w:rPr>
+        <w:t xml:space="preserve">"hormone therapy"</w:t>
+      </w:r>
+      <w:r>
+        <w:rPr>
+          <w:rStyle w:val="NormalTok"/>
+        </w:rPr>
+        <w:t xml:space="preserve">) </w:t>
+      </w:r>
+      <w:r>
+        <w:rPr>
+          <w:rStyle w:val="SpecialCharTok"/>
+        </w:rPr>
+        <w:t xml:space="preserve">/</w:t>
+      </w:r>
+      <w:r>
+        <w:rPr>
+          <w:rStyle w:val="NormalTok"/>
+        </w:rPr>
+        <w:t xml:space="preserve"> </w:t>
+      </w:r>
+      <w:r>
+        <w:rPr>
+          <w:rStyle w:val="FunctionTok"/>
+        </w:rPr>
+        <w:t xml:space="preserve">sum</w:t>
+      </w:r>
+      <w:r>
+        <w:rPr>
+          <w:rStyle w:val="NormalTok"/>
+        </w:rPr>
+        <w:t xml:space="preserve">(d</w:t>
+      </w:r>
+      <w:r>
+        <w:rPr>
+          <w:rStyle w:val="SpecialCharTok"/>
+        </w:rPr>
+        <w:t xml:space="preserve">$</w:t>
+      </w:r>
+      <w:r>
+        <w:rPr>
+          <w:rStyle w:val="NormalTok"/>
+        </w:rPr>
+        <w:t xml:space="preserve">HT </w:t>
+      </w:r>
+      <w:r>
+        <w:rPr>
+          <w:rStyle w:val="SpecialCharTok"/>
+        </w:rPr>
+        <w:t xml:space="preserve">==</w:t>
+      </w:r>
+      <w:r>
+        <w:rPr>
+          <w:rStyle w:val="NormalTok"/>
+        </w:rPr>
+        <w:t xml:space="preserve"> </w:t>
+      </w:r>
+      <w:r>
+        <w:rPr>
+          <w:rStyle w:val="StringTok"/>
+        </w:rPr>
+        <w:t xml:space="preserve">"placebo"</w:t>
+      </w:r>
+      <w:r>
+        <w:rPr>
+          <w:rStyle w:val="NormalTok"/>
+        </w:rPr>
+        <w:t xml:space="preserve">)</w:t>
+      </w:r>
+      <w:r>
+        <w:br/>
+      </w:r>
+      <w:r>
+        <w:rPr>
+          <w:rStyle w:val="NormalTok"/>
+        </w:rPr>
+        <w:t xml:space="preserve">}</w:t>
+      </w:r>
+      <w:r>
+        <w:br/>
+      </w:r>
+      <w:r>
+        <w:rPr>
+          <w:rStyle w:val="NormalTok"/>
+        </w:rPr>
+        <w:t xml:space="preserve">or_case_control </w:t>
+      </w:r>
+      <w:r>
+        <w:rPr>
+          <w:rStyle w:val="OtherTok"/>
+        </w:rPr>
+        <w:t xml:space="preserve">&lt;-</w:t>
+      </w:r>
+      <w:r>
+        <w:rPr>
+          <w:rStyle w:val="NormalTok"/>
+        </w:rPr>
+        <w:t xml:space="preserve"> </w:t>
+      </w:r>
+      <w:r>
+        <w:rPr>
+          <w:rStyle w:val="FunctionTok"/>
+        </w:rPr>
+        <w:t xml:space="preserve">odds_ht</w:t>
+      </w:r>
+      <w:r>
+        <w:rPr>
+          <w:rStyle w:val="NormalTok"/>
+        </w:rPr>
+        <w:t xml:space="preserve">(cases) </w:t>
+      </w:r>
+      <w:r>
+        <w:rPr>
+          <w:rStyle w:val="SpecialCharTok"/>
+        </w:rPr>
+        <w:t xml:space="preserve">/</w:t>
+      </w:r>
+      <w:r>
+        <w:rPr>
+          <w:rStyle w:val="NormalTok"/>
+        </w:rPr>
+        <w:t xml:space="preserve"> </w:t>
+      </w:r>
+      <w:r>
+        <w:rPr>
+          <w:rStyle w:val="FunctionTok"/>
+        </w:rPr>
+        <w:t xml:space="preserve">odds_ht</w:t>
+      </w:r>
+      <w:r>
+        <w:rPr>
+          <w:rStyle w:val="NormalTok"/>
+        </w:rPr>
+        <w:t xml:space="preserve">(controls)</w:t>
+      </w:r>
+      <w:r>
+        <w:br/>
+      </w:r>
+      <w:r>
+        <w:rPr>
+          <w:rStyle w:val="NormalTok"/>
+        </w:rPr>
+        <w:t xml:space="preserve">or_case_control</w:t>
+      </w:r>
+      <w:r>
+        <w:br/>
+      </w:r>
+      <w:r>
+        <w:rPr>
+          <w:rStyle w:val="CommentTok"/>
+        </w:rPr>
+        <w:t xml:space="preserve">#&gt; [1] 1.03816</w:t>
+      </w:r>
+    </w:p>
+    <w:p>
+      <w:pPr>
+        <w:pStyle w:val="FirstParagraph"/>
+      </w:pPr>
+      <w:r>
+        <w:t xml:space="preserve">The study has 1068 cases and 1068 controls.</w:t>
+      </w:r>
+      <w:r>
+        <w:t xml:space="preserve"> </w:t>
+      </w:r>
+      <w:r>
+        <w:t xml:space="preserve">Its</w:t>
+      </w:r>
+      <w:r>
+        <w:t xml:space="preserve"> </w:t>
+      </w:r>
+      <w:hyperlink w:anchor="def-odds-ratio">
+        <w:r>
+          <w:rPr>
+            <w:rStyle w:val="Hyperlink"/>
+          </w:rPr>
+          <w:t xml:space="preserve">odds ratio</w:t>
+        </w:r>
+      </w:hyperlink>
+      <w:r>
+        <w:t xml:space="preserve"> </w:t>
+      </w:r>
+      <w:r>
+        <w:t xml:space="preserve">is 1.038, near the odds ratio 1.028 of</w:t>
+      </w:r>
+      <w:r>
+        <w:t xml:space="preserve"> </w:t>
+      </w:r>
+      <w:hyperlink w:anchor="exm-hers-odds-ratio">
+        <w:r>
+          <w:rPr>
+            <w:rStyle w:val="Hyperlink"/>
+          </w:rPr>
+          <w:t xml:space="preserve">Example 11</w:t>
+        </w:r>
+      </w:hyperlink>
+      <w:r>
+        <w:t xml:space="preserve"> </w:t>
+      </w:r>
+      <w:r>
+        <w:t xml:space="preserve">from the whole cohort.</w:t>
+      </w:r>
+      <w:r>
+        <w:t xml:space="preserve"> </w:t>
+      </w:r>
+      <w:r>
+        <w:t xml:space="preserve">The two are close because the odds ratio is reversible (</w:t>
+      </w:r>
+      <w:hyperlink w:anchor="thm-odds-ratio-reversible">
+        <w:r>
+          <w:rPr>
+            <w:rStyle w:val="Hyperlink"/>
+          </w:rPr>
+          <w:t xml:space="preserve">Theorem 5</w:t>
+        </w:r>
+      </w:hyperlink>
+      <w:r>
+        <w:t xml:space="preserve">):</w:t>
+      </w:r>
+      <w:r>
+        <w:t xml:space="preserve"> </w:t>
+      </w:r>
+      <w:r>
+        <w:t xml:space="preserve">sampling by outcome does not change it, although it would change the</w:t>
+      </w:r>
+      <w:r>
+        <w:t xml:space="preserve"> </w:t>
+      </w:r>
+      <w:hyperlink w:anchor="def-outcome-risk">
+        <w:r>
+          <w:rPr>
+            <w:rStyle w:val="Hyperlink"/>
+          </w:rPr>
+          <w:t xml:space="preserve">risks</w:t>
+        </w:r>
+      </w:hyperlink>
+      <w:r>
+        <w:t xml:space="preserve">.</w:t>
+      </w:r>
+    </w:p>
+    <w:bookmarkEnd w:id="66"/>
+    <w:bookmarkStart w:id="67" w:name="rem-control-in-experiments"/>
+    <w:p>
+      <w:pPr>
+        <w:pStyle w:val="BodyText"/>
+      </w:pPr>
       <w:r>
         <w:rPr>
           <w:i/>
           <w:iCs/>
         </w:rPr>
+        <w:t xml:space="preserve">Remark 5</w:t>
+      </w:r>
+      <w:r>
+        <w:t xml:space="preserve"> (Controls in experiments). </w:t>
+      </w:r>
+      <w:r>
+        <w:t xml:space="preserve">The word</w:t>
+      </w:r>
+      <w:r>
+        <w:t xml:space="preserve"> </w:t>
+      </w:r>
+      <w:r>
+        <w:t xml:space="preserve">“control”</w:t>
+      </w:r>
+      <w:r>
+        <w:t xml:space="preserve"> </w:t>
+      </w:r>
+      <w:r>
+        <w:t xml:space="preserve">has a second meaning.</w:t>
+      </w:r>
+      <w:r>
+        <w:t xml:space="preserve"> </w:t>
+      </w:r>
+      <w:r>
+        <w:t xml:space="preserve"> </w:t>
+      </w:r>
+      <w:r>
+        <w:t xml:space="preserve">In an experiment, the investigator assigns the exposure.</w:t>
+      </w:r>
+      <w:r>
+        <w:t xml:space="preserve"> </w:t>
+      </w:r>
+      <w:r>
+        <w:t xml:space="preserve">The</w:t>
+      </w:r>
+      <w:r>
+        <w:t xml:space="preserve"> </w:t>
+      </w:r>
+      <w:r>
+        <w:rPr>
+          <w:b/>
+          <w:bCs/>
+        </w:rPr>
+        <w:t xml:space="preserve">controls</w:t>
+      </w:r>
+      <w:r>
+        <w:t xml:space="preserve"> </w:t>
+      </w:r>
+      <w:r>
+        <w:t xml:space="preserve">are the participants who receive the baseline treatment for comparison, such as a placebo</w:t>
+      </w:r>
+      <w:r>
+        <w:t xml:space="preserve"> </w:t>
+      </w:r>
+      <w:r>
+        <w:t xml:space="preserve">[10, Ch. 6]</w:t>
+      </w:r>
+      <w:r>
+        <w:t xml:space="preserve">.</w:t>
+      </w:r>
+      <w:r>
+        <w:t xml:space="preserve"> </w:t>
+      </w:r>
+      <w:r>
+        <w:t xml:space="preserve"> </w:t>
+      </w:r>
+      <w:r>
+        <w:t xml:space="preserve">These controls are chosen by assignment, not by outcome.</w:t>
+      </w:r>
+      <w:r>
+        <w:t xml:space="preserve"> </w:t>
+      </w:r>
+      <w:r>
+        <w:t xml:space="preserve">They are not the</w:t>
+      </w:r>
+      <w:r>
+        <w:t xml:space="preserve"> </w:t>
+      </w:r>
+      <w:hyperlink w:anchor="def-control">
+        <w:r>
+          <w:rPr>
+            <w:rStyle w:val="Hyperlink"/>
+          </w:rPr>
+          <w:t xml:space="preserve">controls</w:t>
+        </w:r>
+      </w:hyperlink>
+      <w:r>
+        <w:t xml:space="preserve"> </w:t>
+      </w:r>
+      <w:r>
+        <w:t xml:space="preserve">of a</w:t>
+      </w:r>
+      <w:r>
+        <w:t xml:space="preserve"> </w:t>
+      </w:r>
+      <w:hyperlink w:anchor="def-case-control-study">
+        <w:r>
+          <w:rPr>
+            <w:rStyle w:val="Hyperlink"/>
+          </w:rPr>
+          <w:t xml:space="preserve">case-control study</w:t>
+        </w:r>
+      </w:hyperlink>
+      <w:r>
+        <w:t xml:space="preserve">.</w:t>
+      </w:r>
+    </w:p>
+    <w:bookmarkEnd w:id="67"/>
+    <w:p>
+      <w:pPr>
+        <w:pStyle w:val="BodyText"/>
+      </w:pPr>
+      <w:r>
+        <w:t xml:space="preserve">Rice [5, Sec. 13.6], pp. 526–529</w:t>
+      </w:r>
+      <w:r>
+        <w:t xml:space="preserve"> </w:t>
+      </w:r>
+      <w:r>
+        <w:t xml:space="preserve">covers odds ratios.</w:t>
+      </w:r>
+    </w:p>
+    <w:bookmarkEnd w:id="68"/>
+    <w:bookmarkEnd w:id="69"/>
+    <w:bookmarkStart w:id="88" w:name="references"/>
+    <w:p>
+      <w:pPr>
+        <w:pStyle w:val="Heading2"/>
+      </w:pPr>
+      <w:r>
+        <w:t xml:space="preserve">References</w:t>
+      </w:r>
+    </w:p>
+    <w:bookmarkStart w:id="87" w:name="refs"/>
+    <w:bookmarkStart w:id="71" w:name="ref-vittinghoff2e"/>
+    <w:p>
+      <w:pPr>
+        <w:pStyle w:val="Bibliography"/>
+      </w:pPr>
+      <w:r>
+        <w:t xml:space="preserve">[1]</w:t>
+      </w:r>
+      <w:r>
+        <w:t xml:space="preserve"> </w:t>
+      </w:r>
+      <w:r>
+        <w:t xml:space="preserve">	</w:t>
+      </w:r>
+      <w:r>
+        <w:t xml:space="preserve">E. Vittinghoff, D. V. Glidden, S. C. Shiboski, and C. E. McCulloch,</w:t>
+      </w:r>
+      <w:r>
+        <w:t xml:space="preserve"> </w:t>
+      </w:r>
+      <w:r>
+        <w:rPr>
+          <w:i/>
+          <w:iCs/>
+        </w:rPr>
         <w:t xml:space="preserve">Regression methods in biostatistics: Linear, logistic, survival, and repeated measures models</w:t>
       </w:r>
       <w:r>
@@ -13845,7 +14823,7 @@
       <w:r>
         <w:t xml:space="preserve"> </w:t>
       </w:r>
-      <w:hyperlink r:id="rId63">
+      <w:hyperlink r:id="rId70">
         <w:r>
           <w:rPr>
             <w:rStyle w:val="Hyperlink"/>
@@ -13857,8 +14835,8 @@
         <w:t xml:space="preserve">.</w:t>
       </w:r>
     </w:p>
-    <w:bookmarkEnd w:id="64"/>
-    <w:bookmarkStart w:id="65" w:name="ref-hoggtanis2015"/>
+    <w:bookmarkEnd w:id="71"/>
+    <w:bookmarkStart w:id="72" w:name="ref-hoggtanis2015"/>
     <w:p>
       <w:pPr>
         <w:pStyle w:val="Bibliography"/>
@@ -13889,8 +14867,8 @@
         <w:t xml:space="preserve">, Tenth edition. Boston: Pearson, 2019.</w:t>
       </w:r>
     </w:p>
-    <w:bookmarkEnd w:id="65"/>
-    <w:bookmarkStart w:id="67" w:name="ref-wikipedia_contingency_table"/>
+    <w:bookmarkEnd w:id="72"/>
+    <w:bookmarkStart w:id="74" w:name="ref-wikipedia_contingency_table"/>
     <w:p>
       <w:pPr>
         <w:pStyle w:val="Bibliography"/>
@@ -13937,7 +14915,7 @@
       <w:r>
         <w:t xml:space="preserve"> </w:t>
       </w:r>
-      <w:hyperlink r:id="rId66">
+      <w:hyperlink r:id="rId73">
         <w:r>
           <w:rPr>
             <w:rStyle w:val="Hyperlink"/>
@@ -13946,8 +14924,8 @@
         </w:r>
       </w:hyperlink>
     </w:p>
-    <w:bookmarkEnd w:id="67"/>
-    <w:bookmarkStart w:id="69" w:name="ref-wikipedia_pearsons_chi_squared_test"/>
+    <w:bookmarkEnd w:id="74"/>
+    <w:bookmarkStart w:id="76" w:name="ref-wikipedia_pearsons_chi_squared_test"/>
     <w:p>
       <w:pPr>
         <w:pStyle w:val="Bibliography"/>
@@ -13994,7 +14972,7 @@
       <w:r>
         <w:t xml:space="preserve"> </w:t>
       </w:r>
-      <w:hyperlink r:id="rId68">
+      <w:hyperlink r:id="rId75">
         <w:r>
           <w:rPr>
             <w:rStyle w:val="Hyperlink"/>
@@ -14003,8 +14981,8 @@
         </w:r>
       </w:hyperlink>
     </w:p>
-    <w:bookmarkEnd w:id="69"/>
-    <w:bookmarkStart w:id="70" w:name="ref-rice2007mathematical"/>
+    <w:bookmarkEnd w:id="76"/>
+    <w:bookmarkStart w:id="77" w:name="ref-rice2007mathematical"/>
     <w:p>
       <w:pPr>
         <w:pStyle w:val="Bibliography"/>
@@ -14035,8 +15013,8 @@
         <w:t xml:space="preserve">, 3rd ed. Belmont, CA: Cengage Learning, 2007.</w:t>
       </w:r>
     </w:p>
-    <w:bookmarkEnd w:id="70"/>
-    <w:bookmarkStart w:id="72" w:name="ref-wikipedia_fishers_exact_test"/>
+    <w:bookmarkEnd w:id="77"/>
+    <w:bookmarkStart w:id="79" w:name="ref-wikipedia_fishers_exact_test"/>
     <w:p>
       <w:pPr>
         <w:pStyle w:val="Bibliography"/>
@@ -14083,7 +15061,7 @@
       <w:r>
         <w:t xml:space="preserve"> </w:t>
       </w:r>
-      <w:hyperlink r:id="rId71">
+      <w:hyperlink r:id="rId78">
         <w:r>
           <w:rPr>
             <w:rStyle w:val="Hyperlink"/>
@@ -14092,8 +15070,8 @@
         </w:r>
       </w:hyperlink>
     </w:p>
-    <w:bookmarkEnd w:id="72"/>
-    <w:bookmarkStart w:id="74" w:name="ref-wikipedia_relative_risk"/>
+    <w:bookmarkEnd w:id="79"/>
+    <w:bookmarkStart w:id="81" w:name="ref-wikipedia_relative_risk"/>
     <w:p>
       <w:pPr>
         <w:pStyle w:val="Bibliography"/>
@@ -14140,7 +15118,7 @@
       <w:r>
         <w:t xml:space="preserve"> </w:t>
       </w:r>
-      <w:hyperlink r:id="rId73">
+      <w:hyperlink r:id="rId80">
         <w:r>
           <w:rPr>
             <w:rStyle w:val="Hyperlink"/>
@@ -14149,8 +15127,8 @@
         </w:r>
       </w:hyperlink>
     </w:p>
-    <w:bookmarkEnd w:id="74"/>
-    <w:bookmarkStart w:id="76" w:name="ref-wikipedia_absolute_risk_reduction"/>
+    <w:bookmarkEnd w:id="81"/>
+    <w:bookmarkStart w:id="83" w:name="ref-wikipedia_absolute_risk_reduction"/>
     <w:p>
       <w:pPr>
         <w:pStyle w:val="Bibliography"/>
@@ -14197,7 +15175,7 @@
       <w:r>
         <w:t xml:space="preserve"> </w:t>
       </w:r>
-      <w:hyperlink r:id="rId75">
+      <w:hyperlink r:id="rId82">
         <w:r>
           <w:rPr>
             <w:rStyle w:val="Hyperlink"/>
@@ -14206,8 +15184,8 @@
         </w:r>
       </w:hyperlink>
     </w:p>
-    <w:bookmarkEnd w:id="76"/>
-    <w:bookmarkStart w:id="78" w:name="ref-wikipedia_odds_ratio"/>
+    <w:bookmarkEnd w:id="83"/>
+    <w:bookmarkStart w:id="85" w:name="ref-wikipedia_odds_ratio"/>
     <w:p>
       <w:pPr>
         <w:pStyle w:val="Bibliography"/>
@@ -14254,7 +15232,7 @@
       <w:r>
         <w:t xml:space="preserve"> </w:t>
       </w:r>
-      <w:hyperlink r:id="rId77">
+      <w:hyperlink r:id="rId84">
         <w:r>
           <w:rPr>
             <w:rStyle w:val="Hyperlink"/>
@@ -14263,9 +15241,41 @@
         </w:r>
       </w:hyperlink>
     </w:p>
-    <w:bookmarkEnd w:id="78"/>
-    <w:bookmarkEnd w:id="79"/>
-    <w:bookmarkEnd w:id="80"/>
+    <w:bookmarkEnd w:id="85"/>
+    <w:bookmarkStart w:id="86" w:name="ref-me4"/>
+    <w:p>
+      <w:pPr>
+        <w:pStyle w:val="Bibliography"/>
+      </w:pPr>
+      <w:r>
+        <w:t xml:space="preserve">[10]</w:t>
+      </w:r>
+      <w:r>
+        <w:t xml:space="preserve"> </w:t>
+      </w:r>
+      <w:r>
+        <w:t xml:space="preserve">	</w:t>
+      </w:r>
+      <w:r>
+        <w:t xml:space="preserve">K. J. Rothman, T. L. Lash, T. J. VanderWeele, and S. Haneuse,</w:t>
+      </w:r>
+      <w:r>
+        <w:t xml:space="preserve"> </w:t>
+      </w:r>
+      <w:r>
+        <w:rPr>
+          <w:i/>
+          <w:iCs/>
+        </w:rPr>
+        <w:t xml:space="preserve">Modern epidemiology</w:t>
+      </w:r>
+      <w:r>
+        <w:t xml:space="preserve">, 4th ed. Philadelphia: Wolters Kluwer, 2021.</w:t>
+      </w:r>
+    </w:p>
+    <w:bookmarkEnd w:id="86"/>
+    <w:bookmarkEnd w:id="87"/>
+    <w:bookmarkEnd w:id="88"/>
     <w:sectPr>
       <w:footnotePr>
         <w:numRestart w:val="eachSect"/>
